--- a/templates/clinical_docs/outpatient_record_zh.docx
+++ b/templates/clinical_docs/outpatient_record_zh.docx
@@ -32,6 +32,12 @@
     <w:p>
       <w:r>
         <w:t>病例编号：{{visit.case_id}}    动物：{{visit.pet_name}}</w:t>
+      </w:r>
+    </w:p>
+    <w:p>
+      <w:pPr/>
+      <w:r>
+        <w:t>宠主姓名：{{visit.owner_name}}    宠物毛色：{{visit.coat_color}}</w:t>
       </w:r>
     </w:p>
     <w:p>
